--- a/task-4-email-etiquette/Email2.docx
+++ b/task-4-email-etiquette/Email2.docx
@@ -4,11 +4,23 @@
   <w:body>
     <w:p>
       <w:pPr>
-        <w:rPr>
-          <w:rFonts w:ascii="Arial" w:hAnsi="Arial" w:cs="Arial"/>
-          <w:sz w:val="40"/>
-          <w:szCs w:val="40"/>
-          <w:u w:val="single"/>
+        <w:spacing w:line="360" w:lineRule="auto"/>
+        <w:rPr>
+          <w:rFonts w:ascii="Arial" w:hAnsi="Arial" w:cs="Arial"/>
+        </w:rPr>
+      </w:pPr>
+      <w:r>
+        <w:rPr>
+          <w:rFonts w:ascii="Arial" w:hAnsi="Arial" w:cs="Arial"/>
+        </w:rPr>
+        <w:t>Subject: Application for Summer Internship Opportunity</w:t>
+      </w:r>
+    </w:p>
+    <w:p>
+      <w:pPr>
+        <w:spacing w:line="360" w:lineRule="auto"/>
+        <w:rPr>
+          <w:rFonts w:ascii="Arial" w:hAnsi="Arial" w:cs="Arial"/>
         </w:rPr>
       </w:pPr>
     </w:p>
@@ -23,7 +35,13 @@
         <w:rPr>
           <w:rFonts w:ascii="Arial" w:hAnsi="Arial" w:cs="Arial"/>
         </w:rPr>
-        <w:t>Subject: Application for Summer Internship Opportunity</w:t>
+        <w:t>Respected Sir</w:t>
+      </w:r>
+      <w:r>
+        <w:rPr>
+          <w:rFonts w:ascii="Arial" w:hAnsi="Arial" w:cs="Arial"/>
+        </w:rPr>
+        <w:t>,</w:t>
       </w:r>
     </w:p>
     <w:p>
@@ -45,13 +63,111 @@
         <w:rPr>
           <w:rFonts w:ascii="Arial" w:hAnsi="Arial" w:cs="Arial"/>
         </w:rPr>
-        <w:t>Respected Sir</w:t>
-      </w:r>
-      <w:r>
-        <w:rPr>
-          <w:rFonts w:ascii="Arial" w:hAnsi="Arial" w:cs="Arial"/>
-        </w:rPr>
-        <w:t>,</w:t>
+        <w:t xml:space="preserve">I hope this message finds you well. I am a first-year </w:t>
+      </w:r>
+      <w:proofErr w:type="spellStart"/>
+      <w:proofErr w:type="gramStart"/>
+      <w:r>
+        <w:rPr>
+          <w:rFonts w:ascii="Arial" w:hAnsi="Arial" w:cs="Arial"/>
+        </w:rPr>
+        <w:t>B.Tech</w:t>
+      </w:r>
+      <w:proofErr w:type="spellEnd"/>
+      <w:proofErr w:type="gramEnd"/>
+      <w:r>
+        <w:rPr>
+          <w:rFonts w:ascii="Arial" w:hAnsi="Arial" w:cs="Arial"/>
+        </w:rPr>
+        <w:t xml:space="preserve"> student in Computer Science and Engineering (AI &amp; ML) at VIT Bhopal University, and I am writing to express my interest in a summer internship opportunity at your </w:t>
+      </w:r>
+      <w:proofErr w:type="spellStart"/>
+      <w:r>
+        <w:rPr>
+          <w:rFonts w:ascii="Arial" w:hAnsi="Arial" w:cs="Arial"/>
+        </w:rPr>
+        <w:t>organisation</w:t>
+      </w:r>
+      <w:proofErr w:type="spellEnd"/>
+      <w:r>
+        <w:rPr>
+          <w:rFonts w:ascii="Arial" w:hAnsi="Arial" w:cs="Arial"/>
+        </w:rPr>
+        <w:t>.</w:t>
+      </w:r>
+    </w:p>
+    <w:p>
+      <w:pPr>
+        <w:spacing w:line="360" w:lineRule="auto"/>
+        <w:rPr>
+          <w:rFonts w:ascii="Arial" w:hAnsi="Arial" w:cs="Arial"/>
+        </w:rPr>
+      </w:pPr>
+      <w:r>
+        <w:rPr>
+          <w:rFonts w:ascii="Arial" w:hAnsi="Arial" w:cs="Arial"/>
+        </w:rPr>
+        <w:t>I am enthusiastic about enhancing my knowledge in web development and gaining hands-on experience in a professional work environment. I am keen to learn, contribute, and grow by working on practical projects under the guidance of experienced professionals.</w:t>
+      </w:r>
+    </w:p>
+    <w:p>
+      <w:pPr>
+        <w:spacing w:line="360" w:lineRule="auto"/>
+        <w:rPr>
+          <w:rFonts w:ascii="Arial" w:hAnsi="Arial" w:cs="Arial"/>
+        </w:rPr>
+      </w:pPr>
+      <w:r>
+        <w:rPr>
+          <w:rFonts w:ascii="Arial" w:hAnsi="Arial" w:cs="Arial"/>
+        </w:rPr>
+        <w:t>I would be thankful if you could provide information regarding any internship openings and the application procedure. Kindly find my resume attached for your consideration.</w:t>
+      </w:r>
+    </w:p>
+    <w:p>
+      <w:pPr>
+        <w:spacing w:line="360" w:lineRule="auto"/>
+        <w:rPr>
+          <w:rFonts w:ascii="Arial" w:hAnsi="Arial" w:cs="Arial"/>
+        </w:rPr>
+      </w:pPr>
+      <w:r>
+        <w:rPr>
+          <w:rFonts w:ascii="Arial" w:hAnsi="Arial" w:cs="Arial"/>
+        </w:rPr>
+        <w:t>I would like to t</w:t>
+      </w:r>
+      <w:r>
+        <w:rPr>
+          <w:rFonts w:ascii="Arial" w:hAnsi="Arial" w:cs="Arial"/>
+        </w:rPr>
+        <w:t xml:space="preserve">hank you for your time and support. I look forward to a </w:t>
+      </w:r>
+      <w:proofErr w:type="spellStart"/>
+      <w:r>
+        <w:rPr>
+          <w:rFonts w:ascii="Arial" w:hAnsi="Arial" w:cs="Arial"/>
+        </w:rPr>
+        <w:t>favourable</w:t>
+      </w:r>
+      <w:proofErr w:type="spellEnd"/>
+      <w:r>
+        <w:rPr>
+          <w:rFonts w:ascii="Arial" w:hAnsi="Arial" w:cs="Arial"/>
+        </w:rPr>
+        <w:t xml:space="preserve"> response</w:t>
+      </w:r>
+      <w:r>
+        <w:rPr>
+          <w:rFonts w:ascii="Arial" w:hAnsi="Arial" w:cs="Arial"/>
+        </w:rPr>
+        <w:t xml:space="preserve"> from your side</w:t>
+      </w:r>
+      <w:r>
+        <w:rPr>
+          <w:rFonts w:ascii="Arial" w:hAnsi="Arial" w:cs="Arial"/>
+        </w:rPr>
+        <w:t>.</w:t>
       </w:r>
     </w:p>
     <w:p>
@@ -73,37 +189,7 @@
         <w:rPr>
           <w:rFonts w:ascii="Arial" w:hAnsi="Arial" w:cs="Arial"/>
         </w:rPr>
-        <w:t xml:space="preserve">I hope this message finds you well. I am a first-year </w:t>
-      </w:r>
-      <w:proofErr w:type="spellStart"/>
-      <w:proofErr w:type="gramStart"/>
-      <w:r>
-        <w:rPr>
-          <w:rFonts w:ascii="Arial" w:hAnsi="Arial" w:cs="Arial"/>
-        </w:rPr>
-        <w:t>B.Tech</w:t>
-      </w:r>
-      <w:proofErr w:type="spellEnd"/>
-      <w:proofErr w:type="gramEnd"/>
-      <w:r>
-        <w:rPr>
-          <w:rFonts w:ascii="Arial" w:hAnsi="Arial" w:cs="Arial"/>
-        </w:rPr>
-        <w:t xml:space="preserve"> student in Computer Science and Engineering (AI &amp; ML) at VIT Bhopal University, and I am writing to express my interest in a summer internship opportunity at your </w:t>
-      </w:r>
-      <w:proofErr w:type="spellStart"/>
-      <w:r>
-        <w:rPr>
-          <w:rFonts w:ascii="Arial" w:hAnsi="Arial" w:cs="Arial"/>
-        </w:rPr>
-        <w:t>organisation</w:t>
-      </w:r>
-      <w:proofErr w:type="spellEnd"/>
-      <w:r>
-        <w:rPr>
-          <w:rFonts w:ascii="Arial" w:hAnsi="Arial" w:cs="Arial"/>
-        </w:rPr>
-        <w:t>.</w:t>
+        <w:t>Warm regards,</w:t>
       </w:r>
     </w:p>
     <w:p>
@@ -117,106 +203,9 @@
         <w:rPr>
           <w:rFonts w:ascii="Arial" w:hAnsi="Arial" w:cs="Arial"/>
         </w:rPr>
-        <w:t>I am enthusiastic about enhancing my knowledge in web development and gaining hands-on experience in a professional work environment. I am keen to learn, contribute, and grow by working on practical projects under the guidance of experienced professionals.</w:t>
+        <w:t>Shreesh Upadhayay</w:t>
       </w:r>
     </w:p>
-    <w:p>
-      <w:pPr>
-        <w:spacing w:line="360" w:lineRule="auto"/>
-        <w:rPr>
-          <w:rFonts w:ascii="Arial" w:hAnsi="Arial" w:cs="Arial"/>
-        </w:rPr>
-      </w:pPr>
-      <w:r>
-        <w:rPr>
-          <w:rFonts w:ascii="Arial" w:hAnsi="Arial" w:cs="Arial"/>
-        </w:rPr>
-        <w:t>I would be thankful if you could provide information regarding any internship openings and the application procedure. Kindly find my resume attached for your consideration.</w:t>
-      </w:r>
-    </w:p>
-    <w:p>
-      <w:pPr>
-        <w:spacing w:line="360" w:lineRule="auto"/>
-        <w:rPr>
-          <w:rFonts w:ascii="Arial" w:hAnsi="Arial" w:cs="Arial"/>
-        </w:rPr>
-      </w:pPr>
-      <w:r>
-        <w:rPr>
-          <w:rFonts w:ascii="Arial" w:hAnsi="Arial" w:cs="Arial"/>
-        </w:rPr>
-        <w:t>I would like to t</w:t>
-      </w:r>
-      <w:r>
-        <w:rPr>
-          <w:rFonts w:ascii="Arial" w:hAnsi="Arial" w:cs="Arial"/>
-        </w:rPr>
-        <w:t xml:space="preserve">hank you for your time and support. I look forward to a </w:t>
-      </w:r>
-      <w:proofErr w:type="spellStart"/>
-      <w:r>
-        <w:rPr>
-          <w:rFonts w:ascii="Arial" w:hAnsi="Arial" w:cs="Arial"/>
-        </w:rPr>
-        <w:t>favourable</w:t>
-      </w:r>
-      <w:proofErr w:type="spellEnd"/>
-      <w:r>
-        <w:rPr>
-          <w:rFonts w:ascii="Arial" w:hAnsi="Arial" w:cs="Arial"/>
-        </w:rPr>
-        <w:t xml:space="preserve"> response</w:t>
-      </w:r>
-      <w:r>
-        <w:rPr>
-          <w:rFonts w:ascii="Arial" w:hAnsi="Arial" w:cs="Arial"/>
-        </w:rPr>
-        <w:t xml:space="preserve"> from your side</w:t>
-      </w:r>
-      <w:r>
-        <w:rPr>
-          <w:rFonts w:ascii="Arial" w:hAnsi="Arial" w:cs="Arial"/>
-        </w:rPr>
-        <w:t>.</w:t>
-      </w:r>
-    </w:p>
-    <w:p>
-      <w:pPr>
-        <w:spacing w:line="360" w:lineRule="auto"/>
-        <w:rPr>
-          <w:rFonts w:ascii="Arial" w:hAnsi="Arial" w:cs="Arial"/>
-        </w:rPr>
-      </w:pPr>
-    </w:p>
-    <w:p>
-      <w:pPr>
-        <w:spacing w:line="360" w:lineRule="auto"/>
-        <w:rPr>
-          <w:rFonts w:ascii="Arial" w:hAnsi="Arial" w:cs="Arial"/>
-        </w:rPr>
-      </w:pPr>
-      <w:r>
-        <w:rPr>
-          <w:rFonts w:ascii="Arial" w:hAnsi="Arial" w:cs="Arial"/>
-        </w:rPr>
-        <w:t>Warm regards,</w:t>
-      </w:r>
-    </w:p>
-    <w:p>
-      <w:pPr>
-        <w:spacing w:line="360" w:lineRule="auto"/>
-        <w:rPr>
-          <w:rFonts w:ascii="Arial" w:hAnsi="Arial" w:cs="Arial"/>
-        </w:rPr>
-      </w:pPr>
-      <w:r>
-        <w:rPr>
-          <w:rFonts w:ascii="Arial" w:hAnsi="Arial" w:cs="Arial"/>
-        </w:rPr>
-        <w:t>Shreesh Upadhayay</w:t>
-      </w:r>
-    </w:p>
-    <w:p/>
     <w:sectPr>
       <w:pgSz w:w="11906" w:h="16838"/>
       <w:pgMar w:top="1440" w:right="1440" w:bottom="1440" w:left="1440" w:header="708" w:footer="708" w:gutter="0"/>
